--- a/rapports/16_02_2026/THIMBANE/coh_EQ38_sup_022202020002.docx
+++ b/rapports/16_02_2026/THIMBANE/coh_EQ38_sup_022202020002.docx
@@ -25,7 +25,7 @@
         <w:br/>
         <w:t>Grappe: 022202020002</w:t>
         <w:br/>
-        <w:t>Date: 16/02/2026 a 12:41</w:t>
+        <w:t>Date: 16/02/2026 a 12:58</w:t>
       </w:r>
     </w:p>
     <w:p/>

--- a/rapports/16_02_2026/THIMBANE/coh_EQ38_sup_022202020002.docx
+++ b/rapports/16_02_2026/THIMBANE/coh_EQ38_sup_022202020002.docx
@@ -25,7 +25,7 @@
         <w:br/>
         <w:t>Grappe: 022202020002</w:t>
         <w:br/>
-        <w:t>Date: 16/02/2026 a 12:58</w:t>
+        <w:t>Date: 16/02/2026 a 13:06</w:t>
       </w:r>
     </w:p>
     <w:p/>
@@ -119,7 +119,7 @@
           </w:tcPr>
           <w:p>
             <w:r>
-              <w:t>26</w:t>
+              <w:t>25</w:t>
             </w:r>
           </w:p>
         </w:tc>
@@ -220,6 +220,38 @@
           <w:p>
             <w:r>
               <w:t>12</w:t>
+            </w:r>
+          </w:p>
+        </w:tc>
+      </w:tr>
+      <w:tr>
+        <w:tc>
+          <w:tcPr>
+            <w:tcW w:type="dxa" w:w="3324"/>
+          </w:tcPr>
+          <w:p>
+            <w:r>
+              <w:t>Section7b</w:t>
+            </w:r>
+          </w:p>
+        </w:tc>
+        <w:tc>
+          <w:tcPr>
+            <w:tcW w:type="dxa" w:w="3324"/>
+          </w:tcPr>
+          <w:p>
+            <w:r>
+              <w:t>Consommation alimentaire - 7 jours</w:t>
+            </w:r>
+          </w:p>
+        </w:tc>
+        <w:tc>
+          <w:tcPr>
+            <w:tcW w:type="dxa" w:w="3324"/>
+          </w:tcPr>
+          <w:p>
+            <w:r>
+              <w:t>11</w:t>
             </w:r>
           </w:p>
         </w:tc>
@@ -347,38 +379,6 @@
           </w:tcPr>
           <w:p>
             <w:r>
-              <w:t>10</w:t>
-            </w:r>
-          </w:p>
-        </w:tc>
-      </w:tr>
-      <w:tr>
-        <w:tc>
-          <w:tcPr>
-            <w:tcW w:type="dxa" w:w="3324"/>
-          </w:tcPr>
-          <w:p>
-            <w:r>
-              <w:t>Section7b</w:t>
-            </w:r>
-          </w:p>
-        </w:tc>
-        <w:tc>
-          <w:tcPr>
-            <w:tcW w:type="dxa" w:w="3324"/>
-          </w:tcPr>
-          <w:p>
-            <w:r>
-              <w:t>Consommation alimentaire - 7 jours</w:t>
-            </w:r>
-          </w:p>
-        </w:tc>
-        <w:tc>
-          <w:tcPr>
-            <w:tcW w:type="dxa" w:w="3324"/>
-          </w:tcPr>
-          <w:p>
-            <w:r>
               <w:t>8</w:t>
             </w:r>
           </w:p>
@@ -402,38 +402,6 @@
           <w:p>
             <w:r>
               <w:t>Existence entreprise non agricole</w:t>
-            </w:r>
-          </w:p>
-        </w:tc>
-        <w:tc>
-          <w:tcPr>
-            <w:tcW w:type="dxa" w:w="3324"/>
-          </w:tcPr>
-          <w:p>
-            <w:r>
-              <w:t>8</w:t>
-            </w:r>
-          </w:p>
-        </w:tc>
-      </w:tr>
-      <w:tr>
-        <w:tc>
-          <w:tcPr>
-            <w:tcW w:type="dxa" w:w="3324"/>
-          </w:tcPr>
-          <w:p>
-            <w:r>
-              <w:t>Section11</w:t>
-            </w:r>
-          </w:p>
-        </w:tc>
-        <w:tc>
-          <w:tcPr>
-            <w:tcW w:type="dxa" w:w="3324"/>
-          </w:tcPr>
-          <w:p>
-            <w:r>
-              <w:t>Caracteristiques logement</w:t>
             </w:r>
           </w:p>
         </w:tc>
@@ -507,7 +475,39 @@
           </w:tcPr>
           <w:p>
             <w:r>
-              <w:t>7</w:t>
+              <w:t>6</w:t>
+            </w:r>
+          </w:p>
+        </w:tc>
+      </w:tr>
+      <w:tr>
+        <w:tc>
+          <w:tcPr>
+            <w:tcW w:type="dxa" w:w="3324"/>
+          </w:tcPr>
+          <w:p>
+            <w:r>
+              <w:t>Section4a</w:t>
+            </w:r>
+          </w:p>
+        </w:tc>
+        <w:tc>
+          <w:tcPr>
+            <w:tcW w:type="dxa" w:w="3324"/>
+          </w:tcPr>
+          <w:p>
+            <w:r>
+              <w:t>Emploi</w:t>
+            </w:r>
+          </w:p>
+        </w:tc>
+        <w:tc>
+          <w:tcPr>
+            <w:tcW w:type="dxa" w:w="3324"/>
+          </w:tcPr>
+          <w:p>
+            <w:r>
+              <w:t>4</w:t>
             </w:r>
           </w:p>
         </w:tc>
@@ -986,27 +986,6 @@
           <w:color w:val="4672C4"/>
           <w:sz w:val="22"/>
         </w:rPr>
-        <w:t>&gt;&gt; Section11 - Caracteristiques logement</w:t>
-      </w:r>
-    </w:p>
-    <w:p>
-      <w:pPr>
-        <w:ind w:left="283"/>
-      </w:pPr>
-      <w:r>
-        <w:rPr>
-          <w:sz w:val="20"/>
-        </w:rPr>
-        <w:t>- Le nombre de pièces occupés est superieur aux nombre de personne vivant dans le ménage.</w:t>
-      </w:r>
-    </w:p>
-    <w:p>
-      <w:r>
-        <w:rPr>
-          <w:b/>
-          <w:color w:val="4672C4"/>
-          <w:sz w:val="22"/>
-        </w:rPr>
         <w:t>&gt;&gt; Section16a - Champs et parcelles</w:t>
       </w:r>
     </w:p>
@@ -1396,7 +1375,7 @@
         <w:rPr>
           <w:sz w:val="20"/>
         </w:rPr>
-        <w:t>- Avertissement!!!  FERNAND DIATTA  possède un téléphone android mais dit n'avoir pas accès à l'internet, prière de confirmer cette information avec le QG ou la corriger. Incoherence! FERNAND DIATTA dispose d'un téléphone portable à s01q39, donc la raison évoquée ne peut pas être (ne dispose pas d'appareil). Attention ! Le montant (4500 Fcfa) dépensé ou reçu en cadeau pour les cartes prépayées, les transferts de crédit et les abonnements de  FERNAND DIATTA est relativement élevé par rapport aux autres montants depansés observés dans cette zone. Prière de corriger ou de confirmer avec le QG.</w:t>
+        <w:t>- Avertissement!!!  FERNAND DIATTA  possède un téléphone android mais dit n'avoir pas accès à l'internet, prière de confirmer cette information avec le QG ou la corriger. Attention ! Le montant (4500 Fcfa) dépensé ou reçu en cadeau pour les cartes prépayées, les transferts de crédit et les abonnements de  FERNAND DIATTA est relativement élevé par rapport aux autres montants depansés observés dans cette zone. Prière de corriger ou de confirmer avec le QG.</w:t>
       </w:r>
     </w:p>
     <w:p>
@@ -1406,7 +1385,7 @@
           <w:color w:val="4672C4"/>
           <w:sz w:val="22"/>
         </w:rPr>
-        <w:t>&gt;&gt; Section4b - Emploi - Activite principale</w:t>
+        <w:t>&gt;&gt; Section7b - Consommation alimentaire - 7 jours</w:t>
       </w:r>
     </w:p>
     <w:p>
@@ -1417,7 +1396,7 @@
         <w:rPr>
           <w:sz w:val="20"/>
         </w:rPr>
-        <w:t>- Nombre de mois exercé par FERNAND DIATTA dans l'emploi au cours des 12 derniers mois semble faible, veuillez corriger s'il vous plait ou comfirmer avec le QG.</w:t>
+        <w:t>- Attention ! Le prix unitaire d'achat (120 Fcfa) de Lait en poudre en Sachets industriel (Moyen) est relativement élevé par rapport aux autres prix observés dans cette zone. Prière de corriger ou de confirmer avec le QG. Attention ! Le prix unitaire d'achat (50 Fcfa) de Sucre en poudre  en Sachets (Petit) est relativement faible par rapport aux autres prix observés dans cette zone. Prière de corriger ou de confirmer avec le QG.</w:t>
       </w:r>
     </w:p>
     <w:p>
@@ -1469,48 +1448,6 @@
           <w:color w:val="4672C4"/>
           <w:sz w:val="22"/>
         </w:rPr>
-        <w:t>&gt;&gt; Section11 - Caracteristiques logement</w:t>
-      </w:r>
-    </w:p>
-    <w:p>
-      <w:pPr>
-        <w:ind w:left="283"/>
-      </w:pPr>
-      <w:r>
-        <w:rPr>
-          <w:sz w:val="20"/>
-        </w:rPr>
-        <w:t>- Le nombre de pièces occupés est superieur aux nombre de personne vivant dans le ménage.</w:t>
-      </w:r>
-    </w:p>
-    <w:p>
-      <w:r>
-        <w:rPr>
-          <w:b/>
-          <w:color w:val="4672C4"/>
-          <w:sz w:val="22"/>
-        </w:rPr>
-        <w:t>&gt;&gt; Section12 - Actifs du menage</w:t>
-      </w:r>
-    </w:p>
-    <w:p>
-      <w:pPr>
-        <w:ind w:left="283"/>
-      </w:pPr>
-      <w:r>
-        <w:rPr>
-          <w:sz w:val="20"/>
-        </w:rPr>
-        <w:t>- Le prix de revente de l'article  Matelas simple ne doit pas être égal 0 même si le ménage l'a reçu en cadeau prière de leurs aider à faire une estimations.</w:t>
-      </w:r>
-    </w:p>
-    <w:p>
-      <w:r>
-        <w:rPr>
-          <w:b/>
-          <w:color w:val="4672C4"/>
-          <w:sz w:val="22"/>
-        </w:rPr>
         <w:t>&gt;&gt; Section16a - Champs et parcelles</w:t>
       </w:r>
     </w:p>
@@ -1522,9 +1459,9 @@
         <w:rPr>
           <w:sz w:val="20"/>
         </w:rPr>
-        <w:t xml:space="preserve">- Avertissement!! Le champs a comme nom (CHAMPS 1) qui ne semble pas être un bon nom ou contient des lettres, prière de mettre le vrai nom du champs. Avertissement!! La parcelle a comme nom (RIZ 1 DJIGNITENE) qui ne semble pas être un bon nom ou contient des lettres, prière de mettre le vrai nom de la parcelle. La superficie de la parcelle RIZ 1 DJIGNITENE selon les mesures GPS est de 1511.26 hectare qui semble élevé ou faible, prière de corriger. Le document légal (titre, acte, certificat etc. ) qui affirme votre possession de la parcelle RIZ 1 DJIGNITENE est  et semble exister dans les modalités, prière de prendre attache avec le QG pour plus d'explication afin de la classer bien. </w:t>
+        <w:t xml:space="preserve">- Avertissement!! Le champs a comme nom (CHAMPS 1) qui ne semble pas être un bon nom ou contient des lettres, prière de mettre le vrai nom du champs. La superficie de la parcelle DJIGNITENE selon les mesures GPS est de 1511.26 hectare qui semble élevé ou faible, prière de corriger. Le document légal (titre, acte, certificat etc. ) qui affirme votre possession de la parcelle DJIGNITENE est  et semble exister dans les modalités, prière de prendre attache avec le QG pour plus d'explication afin de la classer bien. </w:t>
         <w:br/>
-        <w:t>- Avertissement!! Le champs a comme nom (CHAMPS 1) qui ne semble pas être un bon nom ou contient des lettres, prière de mettre le vrai nom du champs. Avertissement!! La parcelle a comme nom (RIZ 1 DJIGNITENE) qui ne semble pas être un bon nom ou contient des lettres, prière de mettre le vrai nom de la parcelle. La superficie de la parcelle RIZ 1 DJIGNITENE selon les mesures GPS est de 299.52 hectare qui semble élevé ou faible, prière de corriger. Le document légal (titre, acte, certificat etc. ) qui affirme votre possession de la parcelle RIZ 1 DJIGNITENE est  et semble exister dans les modalités, prière de prendre attache avec le QG pour plus d'explication afin de la classer bien.</w:t>
+        <w:t>- Avertissement!! Le champs a comme nom (CHAMPS 1) qui ne semble pas être un bon nom ou contient des lettres, prière de mettre le vrai nom du champs. La superficie de la parcelle DJIGNITENE selon les mesures GPS est de 299.52 hectare qui semble élevé ou faible, prière de corriger. Le document légal (titre, acte, certificat etc. ) qui affirme votre possession de la parcelle DJIGNITENE est  et semble exister dans les modalités, prière de prendre attache avec le QG pour plus d'explication afin de la classer bien.</w:t>
       </w:r>
     </w:p>
     <w:p>
@@ -1977,7 +1914,7 @@
         <w:rPr>
           <w:sz w:val="20"/>
         </w:rPr>
-        <w:t>- Attention ! Soupçons de quantité anormale! Le ménage de FRANCOIS DIATTA avec une taille de 4 personnes a consommé 5 Tas en Moyen de Mâchoiron Frais qui est relativement élevé comme consommation par rapport à la condition de vie des autres ménages de même taille dans cette zone. Prière de corriger ou de confirmer avec le QG.</w:t>
+        <w:t>- Attention ! Le prix unitaire d'achat (50 Fcfa) de Sucre en poudre  en Sachets (Petit) est relativement faible par rapport aux autres prix observés dans cette zone. Prière de corriger ou de confirmer avec le QG. Attention ! Soupçons de quantité anormale! Le ménage de FRANCOIS DIATTA avec une taille de 4 personnes a consommé 5 Tas en Moyen de Mâchoiron Frais qui est relativement élevé comme consommation par rapport à la condition de vie des autres ménages de même taille dans cette zone. Prière de corriger ou de confirmer avec le QG.</w:t>
       </w:r>
     </w:p>
     <w:p>
@@ -2423,7 +2360,7 @@
         <w:br/>
         <w:t xml:space="preserve">- Peu probable! MATHIAS A DIATTA  n'arrive pas  à comprendre un petit texte lu dans une langue locale (s02q03). Veuillez corriger ou donner des explications au QG. </w:t>
         <w:br/>
-        <w:t>- Peu probable! PAUL DIATTA  n'arrive pas  à comprendre un petit texte lu dans une langue locale (s02q03). Veuillez corriger ou donner des explications au QG.</w:t>
+        <w:t>- Peu probable! PAUL DIATTA  n'arrive pas  à comprendre un petit texte lu dans une langue locale (s02q03). Veuillez corriger ou donner des explications au QG. Attention ! Le frais de scolarité (50000 Fcfa) de PAUL DIATTA en 2ème année de Maternelle est relativement élevé par rapport aux autres frais de scolarités observés dans cette zone. Prière de corriger ou de confirmer avec le QG.</w:t>
       </w:r>
     </w:p>
     <w:p>
@@ -2466,6 +2403,27 @@
           <w:sz w:val="20"/>
         </w:rPr>
         <w:t>- Avertissement!!! les informations de MATHIAS A DIATTA sur le nombre de mois, jours ou heures de son emploi secondaire sont superieur a celles de son emploi principal , veuillez corriger ou confirmer aupres du QG.</w:t>
+      </w:r>
+    </w:p>
+    <w:p>
+      <w:r>
+        <w:rPr>
+          <w:b/>
+          <w:color w:val="4672C4"/>
+          <w:sz w:val="22"/>
+        </w:rPr>
+        <w:t>&gt;&gt; Section7b - Consommation alimentaire - 7 jours</w:t>
+      </w:r>
+    </w:p>
+    <w:p>
+      <w:pPr>
+        <w:ind w:left="283"/>
+      </w:pPr>
+      <w:r>
+        <w:rPr>
+          <w:sz w:val="20"/>
+        </w:rPr>
+        <w:t>- Attention ! Le prix unitaire d'achat (1300 Fcfa) de Chocolat pâte à tartiner en Pot (Moyen) est relativement faible par rapport aux autres prix observés dans cette zone. Prière de corriger ou de confirmer avec le QG. Attention ! Soupçons de quantité anormale! Le ménage de MATHIAS A DIATTA avec une taille de 7 personnes a consommé 23 Pièce en Moyen de Citron qui est relativement élevé comme consommation par rapport à la condition de vie des autres ménages de même taille dans cette zone. Prière de corriger ou de confirmer avec le QG.</w:t>
       </w:r>
     </w:p>
     <w:p>
@@ -2987,9 +2945,7 @@
         <w:rPr>
           <w:sz w:val="20"/>
         </w:rPr>
-        <w:t xml:space="preserve">- Avertissement! Généralement les jeunes hommes (10 à 25ans) font des travaux ménager soit apprendre les enfants à reviser leurs léçons ou d'autres cours, ALAIN DIEDHIOU n'a consacré aucune heure pour les travaux cités en s04q01, s04q02, s04q03, s04q04, s04q05, s04q06, s04q07 et s04q08.Prière de regarder pour corriger ou confirmer avec le QG. </w:t>
-        <w:br/>
-        <w:t>- Avertissement! MADELEINE DIATTA n'a consacré aucune heure pour aucun des travaux du ménage, prière de regarder les réponses prises dans les questions (s04q01 s04q02 s04q03 s04q04 s04q05 s04q06 s04q07 s04q08).</w:t>
+        <w:t>- Avertissement! Généralement les jeunes hommes (10 à 25ans) font des travaux ménager soit apprendre les enfants à reviser leurs léçons ou d'autres cours, ALAIN DIEDHIOU n'a consacré aucune heure pour les travaux cités en s04q01, s04q02, s04q03, s04q04, s04q05, s04q06, s04q07 et s04q08.Prière de regarder pour corriger ou confirmer avec le QG.</w:t>
       </w:r>
     </w:p>
     <w:p>
@@ -3016,9 +2972,9 @@
         <w:br/>
         <w:t xml:space="preserve">- Attention! le nombre d'heure que EMMANUEL DIEDHIOU a travaillé par jour semble être inferieur à 4, veuillez s'il vous plait confirmer cette information avec le QG. </w:t>
         <w:br/>
-        <w:t xml:space="preserve">- Incohérence! EMMANUEL DIEDHIOU JUNIOR est agriculteur mais dit avoir bénéficié de congé de maladie, prière de corriger ou de confirmer cette information avec le QG. Nombre de mois exercé par EMMANUEL DIEDHIOU JUNIOR dans l'emploi au cours des 12 derniers mois semble faible, veuillez corriger s'il vous plait ou comfirmer avec le QG. Attention! le nombre d'heure que EMMANUEL DIEDHIOU JUNIOR a travaillé par jour semble être inferieur à 4, veuillez s'il vous plait confirmer cette information avec le QG. </w:t>
+        <w:t xml:space="preserve">- Incohérence! FATOU DIATTA est agriculteur mais dit avoir bénéficié de congé de maladie, prière de corriger ou de confirmer cette information avec le QG.  FATOU DIATTA est un agriculteur dans un milieu rural donc il travaille principalement  pour son propre compte ou contribue à une entreprise familiale, prière de regarder la question s04q46.  Incohérence! FATOU DIATTA  evolue dans l'agriculture mais est  considéré comme salarié ou stagiaire/apprenti non renuméré, prière de revoir la question s04q46 et corriger. </w:t>
         <w:br/>
-        <w:t>- Incohérence! FATOU DIATTA est agriculteur mais dit avoir bénéficié de congé de maladie, prière de corriger ou de confirmer cette information avec le QG.  FATOU DIATTA est un agriculteur dans un milieu rural donc il travaille principalement  pour son propre compte ou contribue à une entreprise familiale, prière de regarder la question s04q46.  Incohérence! FATOU DIATTA  evolue dans l'agriculture mais est  considéré comme salarié ou stagiaire/apprenti non renuméré, prière de revoir la question s04q46 et corriger.</w:t>
+        <w:t>- Nombre de mois exercé par EMMANUEL DIEDHIOU JUNIOR dans l'emploi au cours des 12 derniers mois semble faible, veuillez corriger s'il vous plait ou comfirmer avec le QG. Attention! le nombre d'heure que EMMANUEL DIEDHIOU JUNIOR a travaillé par jour semble être inferieur à 4, veuillez s'il vous plait confirmer cette information avec le QG.</w:t>
       </w:r>
     </w:p>
     <w:p>
@@ -3028,7 +2984,7 @@
           <w:color w:val="4672C4"/>
           <w:sz w:val="22"/>
         </w:rPr>
-        <w:t>&gt;&gt; Section4c - Emploi - Activite secondaire</w:t>
+        <w:t>&gt;&gt; Section7b - Consommation alimentaire - 7 jours</w:t>
       </w:r>
     </w:p>
     <w:p>
@@ -3039,7 +2995,7 @@
         <w:rPr>
           <w:sz w:val="20"/>
         </w:rPr>
-        <w:t>- Attention ! Le nombre de jours que FATOU DIATTA a travaillés par mois semble être inférieur à 15. Veuillez, s'il vous plaît, confirmer cette information.</w:t>
+        <w:t>- Incohérence!! Dans ce ménage, chaque individus consomme par jour .7619048 Kg  de cereale; Prière de revoir les quantités prises de ces produits.</w:t>
       </w:r>
     </w:p>
     <w:p>
@@ -3588,11 +3544,7 @@
         <w:rPr>
           <w:sz w:val="20"/>
         </w:rPr>
-        <w:t xml:space="preserve">- Nombre de mois exercé par LOUIS MARCELAIN DIATTA dans l'emploi au cours des 12 derniers mois semble faible, veuillez corriger s'il vous plait ou comfirmer avec le QG. </w:t>
-        <w:br/>
-        <w:t>- Prière de changer la branche d'activité de MERYANA BASSENE, les agriculteurs dont leurs cultures est principalement destiné à la consommation du ménage sont des (Agriculteurs, subsistances) et ceux qui le font avec l'élevage sont des (Agriculteurs et eleveurs, subsistances)</w:t>
-        <w:br/>
-        <w:t>- Prière de changer la branche d'activité de SONDY DIEDHIOU, les agriculteurs dont leurs cultures est principalement destiné à la consommation du ménage sont des (Agriculteurs, subsistances) et ceux qui le font avec l'élevage sont des (Agriculteurs et eleveurs, subsistances)</w:t>
+        <w:t>- || Nombre de mois exercé par LOUIS MARCELAIN DIATTA dans l'emploi au cours des 12 derniers mois semble faible, veuillez corriger s'il vous plait ou comfirmer avec le QG.</w:t>
       </w:r>
     </w:p>
     <w:p>
@@ -3613,7 +3565,7 @@
         <w:rPr>
           <w:sz w:val="20"/>
         </w:rPr>
-        <w:t>- Attention ! Le prix unitaire d'achat (200 Fcfa) de Feuilles de  Haricot en Tas (Moyen) est relativement élevé par rapport aux autres prix observés dans cette zone. Prière de corriger ou de confirmer avec le QG. Incohérence!! Dans ce ménage, chaque individus consomme par jour .8333333 Kg  de cereale; Prière de revoir les quantités prises de ces produits.</w:t>
+        <w:t>- Attention ! Le prix unitaire d'achat (200 Fcfa) de Feuilles de  Haricot en Tas (Moyen) est relativement élevé par rapport aux autres prix observés dans cette zone. Prière de corriger ou de confirmer avec le QG. Attention ! Le prix unitaire d'achat (25 Fcfa) de Sucre en poudre  en Sachets (Petit) est relativement faible par rapport aux autres prix observés dans cette zone. Prière de corriger ou de confirmer avec le QG. Attention ! Le prix unitaire d'achat (50 Fcfa) de Sel en Sachets (Petit) est relativement faible par rapport aux autres prix observés dans cette zone. Prière de corriger ou de confirmer avec le QG. Incohérence!! Dans ce ménage, chaque individus consomme par jour 1.738095 Kg  de cereale; Prière de revoir les quantités prises de ces produits.</w:t>
       </w:r>
     </w:p>
     <w:p>
@@ -3635,27 +3587,6 @@
           <w:sz w:val="20"/>
         </w:rPr>
         <w:t>- Prière de fournir d'effort pour avoir des réponses exactes au lieu de NSP ou Refus. Prière de demander le ménage pour renseigner le reste (Section 8).</w:t>
-      </w:r>
-    </w:p>
-    <w:p>
-      <w:r>
-        <w:rPr>
-          <w:b/>
-          <w:color w:val="4672C4"/>
-          <w:sz w:val="22"/>
-        </w:rPr>
-        <w:t>&gt;&gt; Section9b - Depenses non-alimentaires - 7 jours</w:t>
-      </w:r>
-    </w:p>
-    <w:p>
-      <w:pPr>
-        <w:ind w:left="283"/>
-      </w:pPr>
-      <w:r>
-        <w:rPr>
-          <w:sz w:val="20"/>
-        </w:rPr>
-        <w:t>- Il est difficile d'avoir un ménage qui n'a effectué aucune des dépenses mentionnées au cours de 7 derniers jours, prière de revoir la section 9B pour ce ménage.</w:t>
       </w:r>
     </w:p>
     <w:p>
@@ -4114,27 +4045,6 @@
           <w:color w:val="4672C4"/>
           <w:sz w:val="22"/>
         </w:rPr>
-        <w:t>&gt;&gt; Section4b - Emploi - Activite principale</w:t>
-      </w:r>
-    </w:p>
-    <w:p>
-      <w:pPr>
-        <w:ind w:left="283"/>
-      </w:pPr>
-      <w:r>
-        <w:rPr>
-          <w:sz w:val="20"/>
-        </w:rPr>
-        <w:t>- Attention ! Le nombre de jours que JEAN LOUIS DIATTA a travaillés par mois semble être inférieur à 15. Veuillez, s'il vous plaît, confirmer cette information.</w:t>
-      </w:r>
-    </w:p>
-    <w:p>
-      <w:r>
-        <w:rPr>
-          <w:b/>
-          <w:color w:val="4672C4"/>
-          <w:sz w:val="22"/>
-        </w:rPr>
         <w:t>&gt;&gt; Section9b - Depenses non-alimentaires - 7 jours</w:t>
       </w:r>
     </w:p>
@@ -4189,27 +4099,6 @@
           <w:sz w:val="20"/>
         </w:rPr>
         <w:t>- Avertissement!!! Le ménage de JEAN LOUIS DIATTA a comme taille 2 personnes dont ils vivent à ZIGUINCHOR Rural et aucune d'entre ne possède une entreprise non agricole, prière de revoir cette partie de la section 10 de ce menage.</w:t>
-      </w:r>
-    </w:p>
-    <w:p>
-      <w:r>
-        <w:rPr>
-          <w:b/>
-          <w:color w:val="4672C4"/>
-          <w:sz w:val="22"/>
-        </w:rPr>
-        <w:t>&gt;&gt; Section11 - Caracteristiques logement</w:t>
-      </w:r>
-    </w:p>
-    <w:p>
-      <w:pPr>
-        <w:ind w:left="283"/>
-      </w:pPr>
-      <w:r>
-        <w:rPr>
-          <w:sz w:val="20"/>
-        </w:rPr>
-        <w:t>- Le nombre de pièces occupés est superieur aux nombre de personne vivant dans le ménage. Le montant (FCFA) du loyer mensuel payé pour un logement comme le votre dans ce village/quartier est trop élevé, Veuillez s'il vous plaît corriger cette information.</w:t>
       </w:r>
     </w:p>
     <w:p>
@@ -4614,9 +4503,7 @@
         <w:rPr>
           <w:sz w:val="20"/>
         </w:rPr>
-        <w:t xml:space="preserve">- Les informations sur l'acte de naissance (ni Jours, ni mois et ni années) de  MARIE LOUISE DIATTA  manquent, s'il vous plait pouvez-vous fournir d'effort pour avoir ces informations. </w:t>
-        <w:br/>
-        <w:t>- Les informations sur l'acte de naissance (ni Jours, ni mois et ni années) de  SEYDOU DIEDHIOU  manquent, s'il vous plait pouvez-vous fournir d'effort pour avoir ces informations. Incohérence!! Le nombre d'année (9999) que SEYDOU DIEDHIOU a vécu dans la localité est superieur à son âge (78) ou ne sait pas. Prière de corriger.</w:t>
+        <w:t>- Incohérence!! Le nombre d'année (9999) que SEYDOU DIEDHIOU a vécu dans la localité est superieur à son âge (67) ou ne sait pas. Prière de corriger.</w:t>
       </w:r>
     </w:p>
     <w:p>
@@ -4639,7 +4526,7 @@
         </w:rPr>
         <w:t xml:space="preserve">- Peu probable! BARTHELEMY DIEDHIOU  n'arrive pas  à comprendre un petit texte lu dans une langue locale (s02q03). Veuillez corriger ou donner des explications au QG. </w:t>
         <w:br/>
-        <w:t xml:space="preserve">- Peu probable! MARIE LOUISE DIATTA  n'arrive pas  à comprendre un petit texte lu dans une langue locale (s02q03). Veuillez corriger ou donner des explications au QG. Peu probable! MARIE LOUISE DIATTA  ne sait ni lire, ni écrire, ni comprendre dans aucune des langues  (s02q01,s02q02,s02q03). Veuillez corriger ou donner des explications au QG. </w:t>
+        <w:t xml:space="preserve">- Peu probable! DIAMISSA DIATTA  n'arrive pas  à comprendre un petit texte lu dans une langue locale (s02q03). Veuillez corriger ou donner des explications au QG. Peu probable! DIAMISSA DIATTA  ne sait ni lire, ni écrire, ni comprendre dans aucune des langues  (s02q01,s02q02,s02q03). Veuillez corriger ou donner des explications au QG. </w:t>
         <w:br/>
         <w:t>- Peu probable! SEYDOU DIEDHIOU  n'arrive pas  à comprendre un petit texte lu dans une langue locale (s02q03). Veuillez corriger ou donner des explications au QG. Peu probable! SEYDOU DIEDHIOU  ne sait ni lire, ni écrire, ni comprendre dans aucune des langues  (s02q01,s02q02,s02q03). Veuillez corriger ou donner des explications au QG.</w:t>
       </w:r>
@@ -4662,7 +4549,7 @@
         <w:rPr>
           <w:sz w:val="20"/>
         </w:rPr>
-        <w:t>- || Nombre de mois exercé par SEYDOU DIEDHIOU dans l'emploi au cours des 12 derniers mois semble faible, veuillez corriger s'il vous plait ou comfirmer avec le QG.</w:t>
+        <w:t>- ||</w:t>
       </w:r>
     </w:p>
     <w:p>
@@ -4704,7 +4591,7 @@
         <w:rPr>
           <w:sz w:val="20"/>
         </w:rPr>
-        <w:t>- Attention ! Le prix unitaire d'achat (500 Fcfa) de Capitaine frais en Kg (taille unique) est relativement faible par rapport aux autres prix observés dans cette zone. Prière de corriger ou de confirmer avec le QG. Incohérence!! Dans ce ménage, chaque individus consomme par jour 1.119048 Kg  de cereale; Prière de revoir les quantités prises de ces produits.</w:t>
+        <w:t>- Incohérence!! Dans ce ménage, chaque individus consomme par jour 1.214286 Kg  de cereale; Prière de revoir les quantités prises de ces produits.</w:t>
       </w:r>
     </w:p>
     <w:p>
@@ -4798,27 +4685,6 @@
           <w:color w:val="4672C4"/>
           <w:sz w:val="22"/>
         </w:rPr>
-        <w:t>&gt;&gt; Section12 - Actifs du menage</w:t>
-      </w:r>
-    </w:p>
-    <w:p>
-      <w:pPr>
-        <w:ind w:left="283"/>
-      </w:pPr>
-      <w:r>
-        <w:rPr>
-          <w:sz w:val="20"/>
-        </w:rPr>
-        <w:t>- Avertissement!!! Le prix d'achat (6000) de l'article  Bonbonne de gaz est inférieur aux prix de revente (15000)  avec l'âge du bien atteignant 16 ans. Prière de vérifier ou confirmer avec l'enquêté et mettre les bonnes valeurs après verification, s'il le faut.</w:t>
-      </w:r>
-    </w:p>
-    <w:p>
-      <w:r>
-        <w:rPr>
-          <w:b/>
-          <w:color w:val="4672C4"/>
-          <w:sz w:val="22"/>
-        </w:rPr>
         <w:t>&gt;&gt; Section14 - Chocs</w:t>
       </w:r>
     </w:p>
@@ -4851,9 +4717,9 @@
         <w:rPr>
           <w:sz w:val="20"/>
         </w:rPr>
-        <w:t xml:space="preserve">- Avertissement!! Le champs a comme nom (CHAMPS 1 ALEM MBAMOLOON) qui ne semble pas être un bon nom ou contient des lettres, prière de mettre le vrai nom du champs. Avertissement!! La parcelle a comme nom (RIZ 1) qui ne semble pas être un bon nom ou contient des lettres, prière de mettre le vrai nom de la parcelle. La quantité de fumure appliquée dans la parcelle RIZ 1 est de 250 Kg qui semble élevé ou ne sait pas, prière de fournir d'effort pour estimer la quantité afin de corriger. La superficie de la parcelle RIZ 1 selon les mesures GPS est de 1479.7 hectare qui semble élevé ou faible, prière de corriger. Le document légal (titre, acte, certificat etc. ) qui affirme votre possession de la parcelle RIZ 1 est  et semble exister dans les modalités, prière de prendre attache avec le QG pour plus d'explication afin de la classer bien. </w:t>
+        <w:t xml:space="preserve">- Avertissement!! La parcelle a comme nom (RIZ 1) qui ne semble pas être un bon nom ou contient des lettres, prière de mettre le vrai nom de la parcelle. La quantité de fumure appliquée dans la parcelle RIZ 1 est de 250 Kg qui semble élevé ou ne sait pas, prière de fournir d'effort pour estimer la quantité afin de corriger. La superficie de la parcelle RIZ 1 selon les mesures GPS est de 1479.7 hectare qui semble élevé ou faible, prière de corriger. Le document légal (titre, acte, certificat etc. ) qui affirme votre possession de la parcelle RIZ 1 est  et semble exister dans les modalités, prière de prendre attache avec le QG pour plus d'explication afin de la classer bien. </w:t>
         <w:br/>
-        <w:t>- Avertissement!! Le champs a comme nom (CHAMPS 1 ALEM MBAMOLOON) qui ne semble pas être un bon nom ou contient des lettres, prière de mettre le vrai nom du champs. Avertissement!! La parcelle a comme nom (RIZ 2) qui ne semble pas être un bon nom ou contient des lettres, prière de mettre le vrai nom de la parcelle. La quantité de fumure appliquée dans la parcelle RIZ 2 est de 350 Kg qui semble élevé ou ne sait pas, prière de fournir d'effort pour estimer la quantité afin de corriger. Le salaire d'une femme de 15ans et plus ayant travaillé sur la parcelle RIZ 2 par jours au moment de la période d'entretien du sol (sarclage, etc.) est de 166.6667 FCFA qui semble faible ou  élevé, prière de corriger. La superficie de la parcelle RIZ 2 selon les mesures GPS est de 1974.9 hectare qui semble élevé ou faible, prière de corriger. Le document légal (titre, acte, certificat etc. ) qui affirme votre possession de la parcelle RIZ 2 est  et semble exister dans les modalités, prière de prendre attache avec le QG pour plus d'explication afin de la classer bien.</w:t>
+        <w:t>- Avertissement!! La parcelle a comme nom (RIZ 2) qui ne semble pas être un bon nom ou contient des lettres, prière de mettre le vrai nom de la parcelle. La quantité de fumure appliquée dans la parcelle RIZ 2 est de 350 Kg qui semble élevé ou ne sait pas, prière de fournir d'effort pour estimer la quantité afin de corriger. Le salaire d'une femme de 15ans et plus ayant travaillé sur la parcelle RIZ 2 par jours au moment de la période d'entretien du sol (sarclage, etc.) est de 166.6667 FCFA qui semble faible ou  élevé, prière de corriger. La superficie de la parcelle RIZ 2 selon les mesures GPS est de 1974.9 hectare qui semble élevé ou faible, prière de corriger. Le document légal (titre, acte, certificat etc. ) qui affirme votre possession de la parcelle RIZ 2 est  et semble exister dans les modalités, prière de prendre attache avec le QG pour plus d'explication afin de la classer bien.</w:t>
       </w:r>
     </w:p>
     <w:p>
@@ -5970,7 +5836,7 @@
         <w:rPr>
           <w:sz w:val="20"/>
         </w:rPr>
-        <w:t>- Avertissement!!! Le ménage a consommé 4 Paquet Moyen de Thé en sachet, cette quantité semble anormale pour une consommation des 7 derniers jours.Prière de corriger ou de confirmer avec le QG. Avertissement!! le prix unitaire (125 Fcfa) de Thé en sachet (unité: Paquet) de taille Moyen est très faible ou élevé. Prière de corriger ou de confirmer avec le QG.</w:t>
+        <w:t>- Attention ! Soupçons de quantité anormale! Le ménage de CLEMENT BASSENE avec une taille de 4 personnes a consommé 21 Cuillère en Petit de Sel qui est relativement élevé comme consommation par rapport à la condition de vie des autres ménages de même taille dans cette zone. Prière de corriger ou de confirmer avec le QG. Avertissement!!! Le ménage a consommé 4 Paquet Moyen de Thé en sachet, cette quantité semble anormale pour une consommation des 7 derniers jours.Prière de corriger ou de confirmer avec le QG. Avertissement!! le prix unitaire (125 Fcfa) de Thé en sachet (unité: Paquet) de taille Moyen est très faible ou élevé. Prière de corriger ou de confirmer avec le QG. Incohérence!! Dans ce ménage, chaque individus consomme par jour .7678571 Kg  de cereale; Prière de revoir les quantités prises de ces produits.</w:t>
       </w:r>
     </w:p>
     <w:p>
@@ -6088,27 +5954,6 @@
         <w:t xml:space="preserve">- Avertissement!! Le champs a comme nom (faro1) qui ne semble pas être un bon nom ou contient des lettres, prière de mettre le vrai nom du champs. Avertissement!! La parcelle a comme nom (parcelles 1) qui ne semble pas être un bon nom ou contient des lettres, prière de mettre le vrai nom de la parcelle. Le nombre de femmes de 15 ans et plus (20) non membre du ménage de CLEMENT BASSENE ayant travaillé dans la parcelle parcelles 1 pour la préparation du sol (labour) et des semis semble élevé, prière de corriger. Le nombre de femme de 15 ans et plus (20) non membre du ménage de CLEMENT BASSENE ayant travaillé dans la parcelle parcelles 1 pour la période d'entretien du sol semble élevé, prière de corriger. Le nombre de personnes toutes catégories confondues des main-d'oeuvre non-familiale sur la parcelle parcelles 1 au cours de la campagne pour la période de préparation du sol (labour) et des semis est de 20 personnes qui semble faible ou élevé. Merci de corriger. Le nombre de personnes toutes catégories confondues des main-d'oeuvre non-familiale sur la parcelle parcelles 1 au cours de la campagne pour la période d'entretien du sol (sarclage, etc.) est de 20 personnes qui semble faible ou élevé. Merci de corriger. La superficie de la parcelle parcelles 1 selon les mesures GPS est de 1311.43 hectare qui semble élevé ou faible, prière de corriger. Le document légal (titre, acte, certificat etc. ) qui affirme votre possession de la parcelle parcelles 1 est  et semble exister dans les modalités, prière de prendre attache avec le QG pour plus d'explication afin de la classer bien. </w:t>
         <w:br/>
         <w:t>- Avertissement!! Le champs a comme nom (faro1) qui ne semble pas être un bon nom ou contient des lettres, prière de mettre le vrai nom du champs. Avertissement!! La parcelle a comme nom (parcelles 7) qui ne semble pas être un bon nom ou contient des lettres, prière de mettre le vrai nom de la parcelle. La quantité de fumure appliquée dans la parcelle parcelles 7 est de 100 Kg qui semble élevé ou ne sait pas, prière de fournir d'effort pour estimer la quantité afin de corriger. Le nombre de femmes de 15 ans et plus (20) non membre du ménage de CLEMENT BASSENE ayant travaillé dans la parcelle parcelles 7 pour la préparation du sol (labour) et des semis semble élevé, prière de corriger. Le nombre de femme de 15 ans et plus (20) non membre du ménage de CLEMENT BASSENE ayant travaillé dans la parcelle parcelles 7 pour la période d'entretien du sol semble élevé, prière de corriger. Le nombre de personnes toutes catégories confondues des main-d'oeuvre non-familiale sur la parcelle parcelles 7 au cours de la campagne pour la période de préparation du sol (labour) et des semis est de 20 personnes qui semble faible ou élevé. Merci de corriger. Le nombre de personnes toutes catégories confondues des main-d'oeuvre non-familiale sur la parcelle parcelles 7 au cours de la campagne pour la période d'entretien du sol (sarclage, etc.) est de 20 personnes qui semble faible ou élevé. Merci de corriger. La superficie de la parcelle parcelles 7 selon les mesures GPS est de 2281.12 hectare qui semble élevé ou faible, prière de corriger. Le document légal (titre, acte, certificat etc. ) qui affirme votre possession de la parcelle parcelles 7 est  et semble exister dans les modalités, prière de prendre attache avec le QG pour plus d'explication afin de la classer bien.</w:t>
-      </w:r>
-    </w:p>
-    <w:p>
-      <w:r>
-        <w:rPr>
-          <w:b/>
-          <w:color w:val="4672C4"/>
-          <w:sz w:val="22"/>
-        </w:rPr>
-        <w:t>&gt;&gt; Section16b - Couts des intrants agricoles</w:t>
-      </w:r>
-    </w:p>
-    <w:p>
-      <w:pPr>
-        <w:ind w:left="283"/>
-      </w:pPr>
-      <w:r>
-        <w:rPr>
-          <w:sz w:val="20"/>
-        </w:rPr>
-        <w:t>- Quantité totale de [INTRANT] utilisée trop élevé, veuillez vérifier.</w:t>
       </w:r>
     </w:p>
     <w:p>
@@ -6500,7 +6345,7 @@
         <w:rPr>
           <w:sz w:val="20"/>
         </w:rPr>
-        <w:t>- Prière de renseigner toutes les informations du ménage dans la section 0 avant d'entamer les autres informations.</w:t>
+        <w:t>- Le questionnaire semble ne pas être complètement fini mais le questionnaire est en statut complet, prière de compléter le questionnaire.</w:t>
       </w:r>
     </w:p>
     <w:p>
@@ -6523,9 +6368,7 @@
         </w:rPr>
         <w:t xml:space="preserve">- Incoherence! Bertrand Diatta dispose d'un téléphone portable à s01q39, donc la raison évoquée ne peut pas être (ne dispose pas d'appareil). </w:t>
         <w:br/>
-        <w:t xml:space="preserve">- Incoherence! Estela Diatta dispose d'un téléphone portable à s01q39, donc la raison évoquée ne peut pas être (ne dispose pas d'appareil). </w:t>
-        <w:br/>
-        <w:t>- Prière de renseigner le sexe ou le lien de parenté de  Bacary Mane  merci. Les données sur les niveaux d'études, les fonctions et les caracteristiques sociodemographiques du père biologique de Bacary Mane manquent. Veuillez les renseigner. Les données sur les niveaux d'études, les fonctions et les caracteristiques sociodemographiques de la mère biologique de  Bacary Mane  manquent.</w:t>
+        <w:t>- Incoherence! Estela Diatta dispose d'un téléphone portable à s01q39, donc la raison évoquée ne peut pas être (ne dispose pas d'appareil).</w:t>
       </w:r>
     </w:p>
     <w:p>
@@ -6550,32 +6393,11 @@
         <w:br/>
         <w:t xml:space="preserve">- Peu probable! Estela Diatta  n'arrive pas  à comprendre un petit texte lu dans une langue locale (s02q03). Veuillez corriger ou donner des explications au QG. </w:t>
         <w:br/>
-        <w:t xml:space="preserve">- Peu probable! Ndeye Diatta  n'arrive pas  à comprendre un petit texte lu dans une langue locale (s02q03). Veuillez corriger ou donner des explications au QG. Incohérence ! Ndeye Diatta est âgé de 12 ans et fréquente le fondamental 2, tandis qu'il a débuté l'école à l'âge de 7 ans. Veuillez vérifier les informations renseignées aux questions s02q15, s02q08 ainsi que l'âge de l'individu, et corriger l'incohérence. Attention ! Le frais de scolarité (5000 Fcfa) de Ndeye Diatta en 2ème année de Secondaire 1 (Moyen) Général est relativement élevé par rapport aux autres frais de scolarités observés dans cette zone. Prière de corriger ou de confirmer avec le QG. </w:t>
+        <w:t xml:space="preserve">- Peu probable! Ndeye Diatta  n'arrive pas  à comprendre un petit texte lu dans une langue locale (s02q03). Veuillez corriger ou donner des explications au QG. Attention ! Le frais de scolarité (5000 Fcfa) de Ndeye Diatta en 2ème année de Secondaire 1 (Moyen) Général est relativement élevé par rapport aux autres frais de scolarités observés dans cette zone. Prière de corriger ou de confirmer avec le QG. </w:t>
         <w:br/>
         <w:t xml:space="preserve">- Peu probable! Oulimata Diatta  n'arrive pas  à comprendre un petit texte lu dans une langue locale (s02q03). Veuillez corriger ou donner des explications au QG. </w:t>
         <w:br/>
         <w:t>- Peu probable! Zahra Diatta  n'arrive pas  à comprendre un petit texte lu dans une langue locale (s02q03). Veuillez corriger ou donner des explications au QG. Attention ! Le frais de scolarité (5000 Fcfa) de Zahra Diatta en 2ème année de Secondaire 1 (Moyen) Général est relativement élevé par rapport aux autres frais de scolarités observés dans cette zone. Prière de corriger ou de confirmer avec le QG.</w:t>
-      </w:r>
-    </w:p>
-    <w:p>
-      <w:r>
-        <w:rPr>
-          <w:b/>
-          <w:color w:val="4672C4"/>
-          <w:sz w:val="22"/>
-        </w:rPr>
-        <w:t>&gt;&gt; Section3 - Sante</w:t>
-      </w:r>
-    </w:p>
-    <w:p>
-      <w:pPr>
-        <w:ind w:left="283"/>
-      </w:pPr>
-      <w:r>
-        <w:rPr>
-          <w:sz w:val="20"/>
-        </w:rPr>
-        <w:t>- La section n'est pas renseignée pour Bacary Mane, prière de la renseigner.</w:t>
       </w:r>
     </w:p>
     <w:p>
@@ -6617,7 +6439,7 @@
         <w:rPr>
           <w:sz w:val="20"/>
         </w:rPr>
-        <w:t>- Incohérence!! Dans ce ménage, chaque individus consomme par jour 46.93543 Kg  de cereale; Prière de revoir les quantités prises de ces produits. Attention ! Le prix unitaire d'achat (330 Fcfa) de Riz local Gambiaka en Kg (taille unique) est relativement élevé par rapport aux autres prix observés dans cette zone. Prière de corriger ou de confirmer avec le QG.</w:t>
+        <w:t>- Attention ! Le prix unitaire d'achat (50 Fcfa) de Cube alimentaire (Maggi, Jumbo, ) en Cube (Moyen) est relativement élevé par rapport aux autres prix observés dans cette zone. Prière de corriger ou de confirmer avec le QG. Attention ! Le prix unitaire d'achat (50 Fcfa) de Sel en Sachets (Petit) est relativement faible par rapport aux autres prix observés dans cette zone. Prière de corriger ou de confirmer avec le QG.</w:t>
       </w:r>
     </w:p>
     <w:p>
@@ -6638,7 +6460,7 @@
         <w:rPr>
           <w:sz w:val="20"/>
         </w:rPr>
-        <w:t>- Avertissement!!! Le ménage de BERTRAND DIATTA a comme taille 5 personnes dont ils vivent à ZIGUINCHOR Rural et aucune d'entre ne possède une entreprise non agricole, prière de revoir cette partie de la section 10 de ce menage.</w:t>
+        <w:t>- Avertissement!!! Le ménage de BERTRAND DIATTA a comme taille 6 personnes dont ils vivent à ZIGUINCHOR Rural et aucune d'entre ne possède une entreprise non agricole, prière de revoir cette partie de la section 10 de ce menage.</w:t>
       </w:r>
     </w:p>
     <w:p>
@@ -6659,7 +6481,28 @@
         <w:rPr>
           <w:sz w:val="20"/>
         </w:rPr>
-        <w:t>- Le montant (FCFA) du loyer mensuel payé pour un logement comme le votre dans ce village/quartier est trop élevé, Veuillez s'il vous plaît corriger cette information.  Le  type de sanitaire que le ménage utilise est Chez les voisins et semble exister dans les modalités, prière de prendre attache avec le QG pour plus d'explication afin de la classer bien.</w:t>
+        <w:t>- Le  type de sanitaire que le ménage utilise est Chez les voisins et semble exister dans les modalités, prière de prendre attache avec le QG pour plus d'explication afin de la classer bien.</w:t>
+      </w:r>
+    </w:p>
+    <w:p>
+      <w:r>
+        <w:rPr>
+          <w:b/>
+          <w:color w:val="4672C4"/>
+          <w:sz w:val="22"/>
+        </w:rPr>
+        <w:t>&gt;&gt; Section13b - Transferta emis</w:t>
+      </w:r>
+    </w:p>
+    <w:p>
+      <w:pPr>
+        <w:ind w:left="283"/>
+      </w:pPr>
+      <w:r>
+        <w:rPr>
+          <w:sz w:val="20"/>
+        </w:rPr>
+        <w:t>- L'âge du béneficiaire d'argent dans la section 13b (Transfert emis) semble incoherent voir élévé, prière de verifier ou corriger.</w:t>
       </w:r>
     </w:p>
     <w:p>
@@ -7091,27 +6934,6 @@
           <w:color w:val="4672C4"/>
           <w:sz w:val="22"/>
         </w:rPr>
-        <w:t>&gt;&gt; Section11 - Caracteristiques logement</w:t>
-      </w:r>
-    </w:p>
-    <w:p>
-      <w:pPr>
-        <w:ind w:left="283"/>
-      </w:pPr>
-      <w:r>
-        <w:rPr>
-          <w:sz w:val="20"/>
-        </w:rPr>
-        <w:t>- Avertissement!! Le temps mis (en minutes) pour se rendre à la principale source d'approvisionnement en eau de boisson semble très élevé, prière de corriger ou confirmer avec le QG.</w:t>
-      </w:r>
-    </w:p>
-    <w:p>
-      <w:r>
-        <w:rPr>
-          <w:b/>
-          <w:color w:val="4672C4"/>
-          <w:sz w:val="22"/>
-        </w:rPr>
         <w:t>&gt;&gt; Section16a - Champs et parcelles</w:t>
       </w:r>
     </w:p>
